--- a/TripMate_Agent_Capstone_v5/tripmate-agent-capstone/reports/Test_Execution_Report.docx
+++ b/TripMate_Agent_Capstone_v5/tripmate-agent-capstone/reports/Test_Execution_Report.docx
@@ -63,7 +63,7 @@
           </w:tcPr>
           <w:p>
             <w:r>
-              <w:t>2026-09-05 03:06:49</w:t>
+              <w:t>2026-09-11 19:10:06</w:t>
             </w:r>
           </w:p>
         </w:tc>
@@ -1123,7 +1123,7 @@
               <w:rPr>
                 <w:sz w:val="17"/>
               </w:rPr>
-              <w:t>TS-02: tr_8d1bb83d2a0a,tr_a3122c32cda4</w:t>
+              <w:t>TS-02: tr_ee9da13d6a13,tr_b1123f8c79e2</w:t>
             </w:r>
           </w:p>
         </w:tc>
@@ -1429,7 +1429,7 @@
               <w:rPr>
                 <w:sz w:val="17"/>
               </w:rPr>
-              <w:t>PL-01: tr_98bc8be0608a</w:t>
+              <w:t>PL-01: tr_18b56daf094d</w:t>
             </w:r>
           </w:p>
         </w:tc>
@@ -1735,7 +1735,7 @@
               <w:rPr>
                 <w:sz w:val="17"/>
               </w:rPr>
-              <w:t>PL-06: tr_f61e3da35535; RA-02: tr_20d515f9900d</w:t>
+              <w:t>PL-06: tr_c3f48057e74d; RA-02: tr_506915fe20c1</w:t>
             </w:r>
           </w:p>
         </w:tc>
@@ -2041,7 +2041,7 @@
               <w:rPr>
                 <w:sz w:val="17"/>
               </w:rPr>
-              <w:t>OB-03: tr_fef2ae5591ca</w:t>
+              <w:t>OB-03: tr_0b0b5f3c17dc</w:t>
             </w:r>
           </w:p>
         </w:tc>
@@ -2347,7 +2347,7 @@
               <w:rPr>
                 <w:sz w:val="17"/>
               </w:rPr>
-              <w:t>RA-04: tr_6f9307589029</w:t>
+              <w:t>RA-04: tr_fcf7cff04009</w:t>
             </w:r>
           </w:p>
         </w:tc>
@@ -2653,7 +2653,7 @@
               <w:rPr>
                 <w:sz w:val="17"/>
               </w:rPr>
-              <w:t>RT-06: tr_979ff4ced89f,tr_3cf2b2c80230,tr_1f811667c77e</w:t>
+              <w:t>RT-06: tr_d220671ebca6,tr_7e2a193c33de,tr_18ab647d2674</w:t>
             </w:r>
           </w:p>
         </w:tc>
@@ -2959,7 +2959,7 @@
               <w:rPr>
                 <w:sz w:val="17"/>
               </w:rPr>
-              <w:t>RT-02: tr_fd5029d5cb1a</w:t>
+              <w:t>RT-02: tr_b120612b96d4</w:t>
             </w:r>
           </w:p>
         </w:tc>

--- a/TripMate_Agent_Capstone_v5/tripmate-agent-capstone/reports/Test_Execution_Report.docx
+++ b/TripMate_Agent_Capstone_v5/tripmate-agent-capstone/reports/Test_Execution_Report.docx
@@ -63,7 +63,7 @@
           </w:tcPr>
           <w:p>
             <w:r>
-              <w:t>2026-09-11 19:10:06</w:t>
+              <w:t>2026-09-12 20:20:41</w:t>
             </w:r>
           </w:p>
         </w:tc>
@@ -1123,7 +1123,7 @@
               <w:rPr>
                 <w:sz w:val="17"/>
               </w:rPr>
-              <w:t>TS-02: tr_ee9da13d6a13,tr_b1123f8c79e2</w:t>
+              <w:t>TS-02: tr_00e05a9d456a,tr_ca8c135b6da8</w:t>
             </w:r>
           </w:p>
         </w:tc>
@@ -1429,7 +1429,7 @@
               <w:rPr>
                 <w:sz w:val="17"/>
               </w:rPr>
-              <w:t>PL-01: tr_18b56daf094d</w:t>
+              <w:t>PL-01: tr_0d09e175d1dd</w:t>
             </w:r>
           </w:p>
         </w:tc>
@@ -1735,7 +1735,7 @@
               <w:rPr>
                 <w:sz w:val="17"/>
               </w:rPr>
-              <w:t>PL-06: tr_c3f48057e74d; RA-02: tr_506915fe20c1</w:t>
+              <w:t>PL-06: tr_1cb6d500e134; RA-02: tr_07ddc0dc6c55</w:t>
             </w:r>
           </w:p>
         </w:tc>
@@ -2041,7 +2041,7 @@
               <w:rPr>
                 <w:sz w:val="17"/>
               </w:rPr>
-              <w:t>OB-03: tr_0b0b5f3c17dc</w:t>
+              <w:t>OB-03: tr_42534c9d757b</w:t>
             </w:r>
           </w:p>
         </w:tc>
@@ -2347,7 +2347,7 @@
               <w:rPr>
                 <w:sz w:val="17"/>
               </w:rPr>
-              <w:t>RA-04: tr_fcf7cff04009</w:t>
+              <w:t>RA-04: tr_060457ee4bf1</w:t>
             </w:r>
           </w:p>
         </w:tc>
@@ -2653,7 +2653,7 @@
               <w:rPr>
                 <w:sz w:val="17"/>
               </w:rPr>
-              <w:t>RT-06: tr_d220671ebca6,tr_7e2a193c33de,tr_18ab647d2674</w:t>
+              <w:t>RT-06: tr_df3c3c7a2e1c,tr_90bc05486687,tr_9e25f0f55b49</w:t>
             </w:r>
           </w:p>
         </w:tc>
@@ -2959,7 +2959,7 @@
               <w:rPr>
                 <w:sz w:val="17"/>
               </w:rPr>
-              <w:t>RT-02: tr_b120612b96d4</w:t>
+              <w:t>RT-02: tr_5820f5251495</w:t>
             </w:r>
           </w:p>
         </w:tc>
